--- a/05_Funcional/SPEC_4_App_y_Bluetooth.docx
+++ b/05_Funcional/SPEC_4_App_y_Bluetooth.docx
@@ -3374,9 +3374,191 @@
             <w:r/>
             <w:r>
               <w:rPr>
+                <w:b/>
+                <w:sz w:val="19"/>
+              </w:rPr>
+              <w:t>solo FUERA DE SERVICIO</w:t>
+            </w:r>
+            <w:r>
+              <w:rPr>
+                <w:b w:val="0"/>
+                <w:sz w:val="19"/>
+              </w:rPr>
+              <w:t xml:space="preserve"> (</w:t>
+            </w:r>
+            <w:r>
+              <w:rPr>
                 <w:rFonts w:ascii="Consolas" w:hAnsi="Consolas"/>
                 <w:sz w:val="19"/>
               </w:rPr>
+              <w:t>N-82.bis</w:t>
+            </w:r>
+            <w:r>
+              <w:rPr>
+                <w:b w:val="0"/>
+                <w:sz w:val="19"/>
+              </w:rPr>
+              <w:t xml:space="preserve">, cinta del 28/09): decide </w:t>
+            </w:r>
+            <w:r>
+              <w:rPr>
+                <w:rFonts w:ascii="Consolas" w:hAnsi="Consolas"/>
+                <w:sz w:val="19"/>
+              </w:rPr>
+              <w:t>testLedsAdmitido()</w:t>
+            </w:r>
+            <w:r>
+              <w:rPr>
+                <w:b w:val="0"/>
+                <w:sz w:val="19"/>
+              </w:rPr>
+              <w:t xml:space="preserve"> de </w:t>
+            </w:r>
+            <w:r>
+              <w:rPr>
+                <w:rFonts w:ascii="Consolas" w:hAnsi="Consolas"/>
+                <w:sz w:val="19"/>
+              </w:rPr>
+              <w:t>semaforo.cpp</w:t>
+            </w:r>
+            <w:r>
+              <w:rPr>
+                <w:b w:val="0"/>
+                <w:sz w:val="19"/>
+              </w:rPr>
+              <w:t xml:space="preserve"> —modo </w:t>
+            </w:r>
+            <w:r>
+              <w:rPr>
+                <w:rFonts w:ascii="Consolas" w:hAnsi="Consolas"/>
+                <w:sz w:val="19"/>
+              </w:rPr>
+              <w:t>MENU</w:t>
+            </w:r>
+            <w:r>
+              <w:rPr>
+                <w:b w:val="0"/>
+                <w:sz w:val="19"/>
+              </w:rPr>
+              <w:t xml:space="preserve">, </w:t>
+            </w:r>
+            <w:r>
+              <w:rPr>
+                <w:rFonts w:ascii="Consolas" w:hAnsi="Consolas"/>
+                <w:sz w:val="19"/>
+              </w:rPr>
+              <w:t>HORA</w:t>
+            </w:r>
+            <w:r>
+              <w:rPr>
+                <w:b w:val="0"/>
+                <w:sz w:val="19"/>
+              </w:rPr>
+              <w:t xml:space="preserve"> o </w:t>
+            </w:r>
+            <w:r>
+              <w:rPr>
+                <w:rFonts w:ascii="Consolas" w:hAnsi="Consolas"/>
+                <w:sz w:val="19"/>
+              </w:rPr>
+              <w:t>ALCANCE</w:t>
+            </w:r>
+            <w:r>
+              <w:rPr>
+                <w:b w:val="0"/>
+                <w:sz w:val="19"/>
+              </w:rPr>
+              <w:t xml:space="preserve"> (los que dejan los dos postes en rojo fijo), luz en </w:t>
+            </w:r>
+            <w:r>
+              <w:rPr>
+                <w:rFonts w:ascii="Consolas" w:hAnsi="Consolas"/>
+                <w:sz w:val="19"/>
+              </w:rPr>
+              <w:t>S_ROJO</w:t>
+            </w:r>
+            <w:r>
+              <w:rPr>
+                <w:b w:val="0"/>
+                <w:sz w:val="19"/>
+              </w:rPr>
+              <w:t xml:space="preserve"> </w:t>
+            </w:r>
+            <w:r>
+              <w:rPr>
+                <w:b/>
+                <w:sz w:val="19"/>
+              </w:rPr>
+              <w:t>y</w:t>
+            </w:r>
+            <w:r>
+              <w:rPr>
+                <w:b w:val="0"/>
+                <w:sz w:val="19"/>
+              </w:rPr>
+              <w:t xml:space="preserve"> </w:t>
+            </w:r>
+            <w:r>
+              <w:rPr>
+                <w:rFonts w:ascii="Consolas" w:hAnsi="Consolas"/>
+                <w:sz w:val="19"/>
+              </w:rPr>
+              <w:t>ACK_RED</w:t>
+            </w:r>
+            <w:r>
+              <w:rPr>
+                <w:b w:val="0"/>
+                <w:sz w:val="19"/>
+              </w:rPr>
+              <w:t xml:space="preserve"> del Esclavo recibido (</w:t>
+            </w:r>
+            <w:r>
+              <w:rPr>
+                <w:rFonts w:ascii="Consolas" w:hAnsi="Consolas"/>
+                <w:sz w:val="19"/>
+              </w:rPr>
+              <w:t>coordinador_rojoEsclavoConfirmado()</w:t>
+            </w:r>
+            <w:r>
+              <w:rPr>
+                <w:b w:val="0"/>
+                <w:sz w:val="19"/>
+              </w:rPr>
+              <w:t xml:space="preserve">)—, porque la fase verde del test encenderia el verde de este poste contra el otro sentido y </w:t>
+            </w:r>
+            <w:r>
+              <w:rPr>
+                <w:rFonts w:ascii="Consolas" w:hAnsi="Consolas"/>
+                <w:sz w:val="19"/>
+              </w:rPr>
+              <w:t>SFTY-2</w:t>
+            </w:r>
+            <w:r>
+              <w:rPr>
+                <w:b w:val="0"/>
+                <w:sz w:val="19"/>
+              </w:rPr>
+              <w:t xml:space="preserve"> solo enclava el mismo poste. El despachador pregunta </w:t>
+            </w:r>
+            <w:r>
+              <w:rPr>
+                <w:rFonts w:ascii="Consolas" w:hAnsi="Consolas"/>
+                <w:sz w:val="19"/>
+              </w:rPr>
+              <w:t>semaforo_testLedsEnCurso()</w:t>
+            </w:r>
+            <w:r>
+              <w:rPr>
+                <w:b w:val="0"/>
+                <w:sz w:val="19"/>
+              </w:rPr>
+              <w:t xml:space="preserve"> DESPUES de llamar: </w:t>
+            </w:r>
+            <w:r>
+              <w:rPr>
+                <w:rFonts w:ascii="Consolas" w:hAnsi="Consolas"/>
+                <w:sz w:val="19"/>
+              </w:rPr>
               <w:t>RESULT:STARTING_6S</w:t>
             </w:r>
             <w:r>
@@ -3384,56 +3566,63 @@
                 <w:b w:val="0"/>
                 <w:sz w:val="19"/>
               </w:rPr>
-              <w:t xml:space="preserve"> incondicional, </w:t>
-            </w:r>
-            <w:r>
-              <w:rPr>
-                <w:b/>
-                <w:sz w:val="19"/>
-              </w:rPr>
-              <w:t>y es correcto</w:t>
+              <w:t xml:space="preserve"> si quedo armado; </w:t>
+            </w:r>
+            <w:r>
+              <w:rPr>
+                <w:rFonts w:ascii="Consolas" w:hAnsi="Consolas"/>
+                <w:sz w:val="19"/>
+              </w:rPr>
+              <w:t>ERR ... SIN_ENLACE_AMBAR_NO_SE_PRUEBA</w:t>
             </w:r>
             <w:r>
               <w:rPr>
                 <w:b w:val="0"/>
                 <w:sz w:val="19"/>
               </w:rPr>
-              <w:t xml:space="preserve">: </w:t>
+              <w:t xml:space="preserve"> si la luz esta en </w:t>
             </w:r>
             <w:r>
               <w:rPr>
                 <w:rFonts w:ascii="Consolas" w:hAnsi="Consolas"/>
                 <w:sz w:val="19"/>
               </w:rPr>
-              <w:t>semaforo_iniciarTestLeds()</w:t>
+              <w:t>S_FALLO</w:t>
             </w:r>
             <w:r>
               <w:rPr>
                 <w:b w:val="0"/>
                 <w:sz w:val="19"/>
               </w:rPr>
-              <w:t xml:space="preserve"> no lleva guarda A PROPOSITO y lo deja escrito — un rechazo mudo dentro de una funcion </w:t>
+              <w:t xml:space="preserve">; </w:t>
             </w:r>
             <w:r>
               <w:rPr>
                 <w:rFonts w:ascii="Consolas" w:hAnsi="Consolas"/>
                 <w:sz w:val="19"/>
               </w:rPr>
-              <w:t>void</w:t>
+              <w:t>ERR ... ESPERANDO_ROJO_DEL_ESCLAVO</w:t>
             </w:r>
             <w:r>
               <w:rPr>
                 <w:b w:val="0"/>
                 <w:sz w:val="19"/>
               </w:rPr>
-              <w:t xml:space="preserve"> dejaria este acuse mintiendo. La espera se resuelve en </w:t>
+              <w:t xml:space="preserve"> en esos tres modos sin el acuse; </w:t>
             </w:r>
             <w:r>
               <w:rPr>
                 <w:rFonts w:ascii="Consolas" w:hAnsi="Consolas"/>
                 <w:sz w:val="19"/>
               </w:rPr>
-              <w:t>semaforo_actualizar()</w:t>
+              <w:t>$ERR ... EN_SERVICIO_PASE_A_MENU</w:t>
+            </w:r>
+            <w:r>
+              <w:rPr>
+                <w:b w:val="0"/>
+                <w:sz w:val="19"/>
+              </w:rPr>
+              <w:t xml:space="preserve"> en el resto</w:t>
             </w:r>
           </w:p>
         </w:tc>

--- a/05_Funcional/SPEC_4_App_y_Bluetooth.docx
+++ b/05_Funcional/SPEC_4_App_y_Bluetooth.docx
@@ -3120,6 +3120,249 @@
                 <w:rFonts w:ascii="Consolas" w:hAnsi="Consolas"/>
                 <w:sz w:val="19"/>
               </w:rPr>
+              <w:t>SET_MODO:DEG_T:ahora,inicio,verde,despeje</w:t>
+            </w:r>
+          </w:p>
+        </w:tc>
+        <w:tc>
+          <w:tcPr>
+            <w:tcW w:type="dxa" w:w="3120"/>
+          </w:tcPr>
+          <w:p>
+            <w:r/>
+            <w:r>
+              <w:rPr>
+                <w:b w:val="0"/>
+                <w:sz w:val="19"/>
+              </w:rPr>
+              <w:t>si</w:t>
+            </w:r>
+          </w:p>
+        </w:tc>
+        <w:tc>
+          <w:tcPr>
+            <w:tcW w:type="dxa" w:w="3120"/>
+          </w:tcPr>
+          <w:p>
+            <w:r/>
+            <w:r>
+              <w:rPr>
+                <w:b w:val="0"/>
+                <w:sz w:val="19"/>
+              </w:rPr>
+              <w:t>🔴 NO CONSTRUIDO (</w:t>
+            </w:r>
+            <w:r>
+              <w:rPr>
+                <w:rFonts w:ascii="Consolas" w:hAnsi="Consolas"/>
+                <w:sz w:val="19"/>
+              </w:rPr>
+              <w:t>D-35</w:t>
+            </w:r>
+            <w:r>
+              <w:rPr>
+                <w:b w:val="0"/>
+                <w:sz w:val="19"/>
+              </w:rPr>
+              <w:t xml:space="preserve">, SPEC 2 §7.bis). Puerta nueva y PARALELA a la de arriba, sin sync de radio: </w:t>
+            </w:r>
+            <w:r>
+              <w:rPr>
+                <w:rFonts w:ascii="Consolas" w:hAnsi="Consolas"/>
+                <w:sz w:val="19"/>
+              </w:rPr>
+              <w:t>MotivoTestigo</w:t>
+            </w:r>
+            <w:r>
+              <w:rPr>
+                <w:b w:val="0"/>
+                <w:sz w:val="19"/>
+              </w:rPr>
+              <w:t xml:space="preserve"> propuesto — </w:t>
+            </w:r>
+            <w:r>
+              <w:rPr>
+                <w:rFonts w:ascii="Consolas" w:hAnsi="Consolas"/>
+                <w:sz w:val="19"/>
+              </w:rPr>
+              <w:t>$ERR ... DESC:&lt;motivo&gt;</w:t>
+            </w:r>
+            <w:r>
+              <w:rPr>
+                <w:b w:val="0"/>
+                <w:sz w:val="19"/>
+              </w:rPr>
+              <w:t xml:space="preserve"> por </w:t>
+            </w:r>
+            <w:r>
+              <w:rPr>
+                <w:rFonts w:ascii="Consolas" w:hAnsi="Consolas"/>
+                <w:sz w:val="19"/>
+              </w:rPr>
+              <w:t>MDT_FALTA_HORA</w:t>
+            </w:r>
+            <w:r>
+              <w:rPr>
+                <w:b w:val="0"/>
+                <w:sz w:val="19"/>
+              </w:rPr>
+              <w:t xml:space="preserve"> / </w:t>
+            </w:r>
+            <w:r>
+              <w:rPr>
+                <w:rFonts w:ascii="Consolas" w:hAnsi="Consolas"/>
+                <w:sz w:val="19"/>
+              </w:rPr>
+              <w:t>MDT_AHORA_DESFASADO</w:t>
+            </w:r>
+            <w:r>
+              <w:rPr>
+                <w:b w:val="0"/>
+                <w:sz w:val="19"/>
+              </w:rPr>
+              <w:t xml:space="preserve"> (</w:t>
+            </w:r>
+            <w:r>
+              <w:rPr>
+                <w:rFonts w:ascii="Consolas" w:hAnsi="Consolas"/>
+                <w:sz w:val="19"/>
+              </w:rPr>
+              <w:t>ahora</w:t>
+            </w:r>
+            <w:r>
+              <w:rPr>
+                <w:b w:val="0"/>
+                <w:sz w:val="19"/>
+              </w:rPr>
+              <w:t xml:space="preserve"> vs </w:t>
+            </w:r>
+            <w:r>
+              <w:rPr>
+                <w:rFonts w:ascii="Consolas" w:hAnsi="Consolas"/>
+                <w:sz w:val="19"/>
+              </w:rPr>
+              <w:t>reloj_segundosDelDia()</w:t>
+            </w:r>
+            <w:r>
+              <w:rPr>
+                <w:b w:val="0"/>
+                <w:sz w:val="19"/>
+              </w:rPr>
+              <w:t xml:space="preserve">, tolerancia </w:t>
+            </w:r>
+            <w:r>
+              <w:rPr>
+                <w:rFonts w:ascii="Consolas" w:hAnsi="Consolas"/>
+                <w:sz w:val="19"/>
+              </w:rPr>
+              <w:t>TOLERANCIA_TESTIGO_S</w:t>
+            </w:r>
+            <w:r>
+              <w:rPr>
+                <w:b w:val="0"/>
+                <w:sz w:val="19"/>
+              </w:rPr>
+              <w:t xml:space="preserve">) / </w:t>
+            </w:r>
+            <w:r>
+              <w:rPr>
+                <w:rFonts w:ascii="Consolas" w:hAnsi="Consolas"/>
+                <w:sz w:val="19"/>
+              </w:rPr>
+              <w:t>MDT_DESPEJE_RANGO</w:t>
+            </w:r>
+            <w:r>
+              <w:rPr>
+                <w:b w:val="0"/>
+                <w:sz w:val="19"/>
+              </w:rPr>
+              <w:t xml:space="preserve"> / </w:t>
+            </w:r>
+            <w:r>
+              <w:rPr>
+                <w:rFonts w:ascii="Consolas" w:hAnsi="Consolas"/>
+                <w:sz w:val="19"/>
+              </w:rPr>
+              <w:t>MDT_INICIO_VENCIDO</w:t>
+            </w:r>
+            <w:r>
+              <w:rPr>
+                <w:b w:val="0"/>
+                <w:sz w:val="19"/>
+              </w:rPr>
+              <w:t xml:space="preserve"> / </w:t>
+            </w:r>
+            <w:r>
+              <w:rPr>
+                <w:rFonts w:ascii="Consolas" w:hAnsi="Consolas"/>
+                <w:sz w:val="19"/>
+              </w:rPr>
+              <w:t>MDT_AMBAR_VIGENTE</w:t>
+            </w:r>
+            <w:r>
+              <w:rPr>
+                <w:b w:val="0"/>
+                <w:sz w:val="19"/>
+              </w:rPr>
+              <w:t xml:space="preserve">, o </w:t>
+            </w:r>
+            <w:r>
+              <w:rPr>
+                <w:rFonts w:ascii="Consolas" w:hAnsi="Consolas"/>
+                <w:sz w:val="19"/>
+              </w:rPr>
+              <w:t>RESULT:OK</w:t>
+            </w:r>
+            <w:r>
+              <w:rPr>
+                <w:b w:val="0"/>
+                <w:sz w:val="19"/>
+              </w:rPr>
+              <w:t xml:space="preserve"> si </w:t>
+            </w:r>
+            <w:r>
+              <w:rPr>
+                <w:rFonts w:ascii="Consolas" w:hAnsi="Consolas"/>
+                <w:sz w:val="19"/>
+              </w:rPr>
+              <w:t>MDT_OK</w:t>
+            </w:r>
+            <w:r>
+              <w:rPr>
+                <w:b w:val="0"/>
+                <w:sz w:val="19"/>
+              </w:rPr>
+              <w:t xml:space="preserve">. No depende de que haya habido </w:t>
+            </w:r>
+            <w:r>
+              <w:rPr>
+                <w:rFonts w:ascii="Consolas" w:hAnsi="Consolas"/>
+                <w:sz w:val="19"/>
+              </w:rPr>
+              <w:t>SET_RTC</w:t>
+            </w:r>
+            <w:r>
+              <w:rPr>
+                <w:b w:val="0"/>
+                <w:sz w:val="19"/>
+              </w:rPr>
+              <w:t xml:space="preserve"> antes</w:t>
+            </w:r>
+          </w:p>
+        </w:tc>
+      </w:tr>
+      <w:tr>
+        <w:tc>
+          <w:tcPr>
+            <w:tcW w:type="dxa" w:w="3120"/>
+          </w:tcPr>
+          <w:p>
+            <w:r/>
+            <w:r>
+              <w:rPr>
+                <w:rFonts w:ascii="Consolas" w:hAnsi="Consolas"/>
+                <w:sz w:val="19"/>
+              </w:rPr>
               <w:t>FORZAR_ROJO</w:t>
             </w:r>
           </w:p>
@@ -5226,6 +5469,172 @@
                 <w:rFonts w:ascii="Consolas" w:hAnsi="Consolas"/>
                 <w:sz w:val="19"/>
               </w:rPr>
+              <w:t>SET_MODO:DEG_T:ahora,inicio,verde,despeje</w:t>
+            </w:r>
+          </w:p>
+        </w:tc>
+        <w:tc>
+          <w:tcPr>
+            <w:tcW w:type="dxa" w:w="3120"/>
+          </w:tcPr>
+          <w:p>
+            <w:r/>
+            <w:r>
+              <w:rPr>
+                <w:b w:val="0"/>
+                <w:sz w:val="19"/>
+              </w:rPr>
+              <w:t>si</w:t>
+            </w:r>
+          </w:p>
+        </w:tc>
+        <w:tc>
+          <w:tcPr>
+            <w:tcW w:type="dxa" w:w="3120"/>
+          </w:tcPr>
+          <w:p>
+            <w:r/>
+            <w:r>
+              <w:rPr>
+                <w:b w:val="0"/>
+                <w:sz w:val="19"/>
+              </w:rPr>
+              <w:t>🔴 NO CONSTRUIDO (</w:t>
+            </w:r>
+            <w:r>
+              <w:rPr>
+                <w:rFonts w:ascii="Consolas" w:hAnsi="Consolas"/>
+                <w:sz w:val="19"/>
+              </w:rPr>
+              <w:t>D-35</w:t>
+            </w:r>
+            <w:r>
+              <w:rPr>
+                <w:b w:val="0"/>
+                <w:sz w:val="19"/>
+              </w:rPr>
+              <w:t xml:space="preserve">, SPEC 2 §7.bis). Misma orden, </w:t>
+            </w:r>
+            <w:r>
+              <w:rPr>
+                <w:rFonts w:ascii="Consolas" w:hAnsi="Consolas"/>
+                <w:sz w:val="19"/>
+              </w:rPr>
+              <w:t>RechazoTestigo</w:t>
+            </w:r>
+            <w:r>
+              <w:rPr>
+                <w:b w:val="0"/>
+                <w:sz w:val="19"/>
+              </w:rPr>
+              <w:t xml:space="preserve"> propio (como ya pasa con </w:t>
+            </w:r>
+            <w:r>
+              <w:rPr>
+                <w:rFonts w:ascii="Consolas" w:hAnsi="Consolas"/>
+                <w:sz w:val="19"/>
+              </w:rPr>
+              <w:t>SET_MODO:DEGRADADO</w:t>
+            </w:r>
+            <w:r>
+              <w:rPr>
+                <w:b w:val="0"/>
+                <w:sz w:val="19"/>
+              </w:rPr>
+              <w:t xml:space="preserve">): </w:t>
+            </w:r>
+            <w:r>
+              <w:rPr>
+                <w:rFonts w:ascii="Consolas" w:hAnsi="Consolas"/>
+                <w:sz w:val="19"/>
+              </w:rPr>
+              <w:t>DEG_RECHAZO_T_SIN_HORA</w:t>
+            </w:r>
+            <w:r>
+              <w:rPr>
+                <w:b w:val="0"/>
+                <w:sz w:val="19"/>
+              </w:rPr>
+              <w:t xml:space="preserve"> / </w:t>
+            </w:r>
+            <w:r>
+              <w:rPr>
+                <w:rFonts w:ascii="Consolas" w:hAnsi="Consolas"/>
+                <w:sz w:val="19"/>
+              </w:rPr>
+              <w:t>_AHORA_DESFASADO</w:t>
+            </w:r>
+            <w:r>
+              <w:rPr>
+                <w:b w:val="0"/>
+                <w:sz w:val="19"/>
+              </w:rPr>
+              <w:t xml:space="preserve"> / </w:t>
+            </w:r>
+            <w:r>
+              <w:rPr>
+                <w:rFonts w:ascii="Consolas" w:hAnsi="Consolas"/>
+                <w:sz w:val="19"/>
+              </w:rPr>
+              <w:t>_INICIO_VENCIDO</w:t>
+            </w:r>
+            <w:r>
+              <w:rPr>
+                <w:b w:val="0"/>
+                <w:sz w:val="19"/>
+              </w:rPr>
+              <w:t xml:space="preserve"> —texto «repita el testigo en el Maestro»— / </w:t>
+            </w:r>
+            <w:r>
+              <w:rPr>
+                <w:rFonts w:ascii="Consolas" w:hAnsi="Consolas"/>
+                <w:sz w:val="19"/>
+              </w:rPr>
+              <w:t>_DESPEJE_RANGO</w:t>
+            </w:r>
+            <w:r>
+              <w:rPr>
+                <w:b w:val="0"/>
+                <w:sz w:val="19"/>
+              </w:rPr>
+              <w:t xml:space="preserve"> / </w:t>
+            </w:r>
+            <w:r>
+              <w:rPr>
+                <w:rFonts w:ascii="Consolas" w:hAnsi="Consolas"/>
+                <w:sz w:val="19"/>
+              </w:rPr>
+              <w:t>_AMBAR_VIGENTE</w:t>
+            </w:r>
+            <w:r>
+              <w:rPr>
+                <w:b w:val="0"/>
+                <w:sz w:val="19"/>
+              </w:rPr>
+              <w:t xml:space="preserve">, o </w:t>
+            </w:r>
+            <w:r>
+              <w:rPr>
+                <w:rFonts w:ascii="Consolas" w:hAnsi="Consolas"/>
+                <w:sz w:val="19"/>
+              </w:rPr>
+              <w:t>RESULT:OK</w:t>
+            </w:r>
+          </w:p>
+        </w:tc>
+      </w:tr>
+      <w:tr>
+        <w:tc>
+          <w:tcPr>
+            <w:tcW w:type="dxa" w:w="3120"/>
+          </w:tcPr>
+          <w:p>
+            <w:r/>
+            <w:r>
+              <w:rPr>
+                <w:rFonts w:ascii="Consolas" w:hAnsi="Consolas"/>
+                <w:sz w:val="19"/>
+              </w:rPr>
               <w:t>FORZAR_ROJO</w:t>
             </w:r>
           </w:p>
@@ -6426,6 +6835,1128 @@
           <w:color w:val="003366"/>
           <w:sz w:val="26"/>
         </w:rPr>
+        <w:t>3.ter EL DEGRADADO CON TESTIGO EN LA APP — flujo, y todo 🔴 SIN CONSTRUIR (</w:t>
+      </w:r>
+      <w:r>
+        <w:rPr>
+          <w:rFonts w:ascii="Consolas" w:hAnsi="Consolas"/>
+          <w:color w:val="003366"/>
+          <w:sz w:val="26"/>
+        </w:rPr>
+        <w:t>D-35</w:t>
+      </w:r>
+      <w:r>
+        <w:rPr>
+          <w:b/>
+          <w:color w:val="003366"/>
+          <w:sz w:val="26"/>
+        </w:rPr>
+        <w:t>, SPEC 2 §7.bis)</w:t>
+      </w:r>
+    </w:p>
+    <w:p>
+      <w:pPr>
+        <w:spacing w:after="120"/>
+      </w:pPr>
+      <w:r>
+        <w:rPr>
+          <w:b/>
+          <w:sz w:val="21"/>
+        </w:rPr>
+        <w:t>Boton nuevo, en LAS DOS pantallas</w:t>
+      </w:r>
+      <w:r>
+        <w:rPr>
+          <w:b w:val="0"/>
+          <w:sz w:val="21"/>
+        </w:rPr>
+        <w:t xml:space="preserve"> —Maestro y Esclavo—, gobernado por </w:t>
+      </w:r>
+      <w:r>
+        <w:rPr>
+          <w:rFonts w:ascii="Consolas" w:hAnsi="Consolas"/>
+          <w:sz w:val="21"/>
+        </w:rPr>
+        <w:t>puntaCorrecta()</w:t>
+      </w:r>
+      <w:r>
+        <w:rPr>
+          <w:b w:val="0"/>
+          <w:sz w:val="21"/>
+        </w:rPr>
+        <w:t xml:space="preserve"> igual que los demas</w:t>
+      </w:r>
+    </w:p>
+    <w:p>
+      <w:pPr>
+        <w:spacing w:after="120"/>
+      </w:pPr>
+      <w:r>
+        <w:rPr>
+          <w:b w:val="0"/>
+          <w:sz w:val="21"/>
+        </w:rPr>
+        <w:t>(</w:t>
+      </w:r>
+      <w:r>
+        <w:rPr>
+          <w:rFonts w:ascii="Consolas" w:hAnsi="Consolas"/>
+          <w:sz w:val="21"/>
+        </w:rPr>
+        <w:t>app.js</w:t>
+      </w:r>
+      <w:r>
+        <w:rPr>
+          <w:b w:val="0"/>
+          <w:sz w:val="21"/>
+        </w:rPr>
+        <w:t xml:space="preserve">, §7 hueco nuevo abajo): «Degradado con testigo». Aparece junto a </w:t>
+      </w:r>
+      <w:r>
+        <w:rPr>
+          <w:rFonts w:ascii="Consolas" w:hAnsi="Consolas"/>
+          <w:sz w:val="21"/>
+        </w:rPr>
+        <w:t>SET_MODO:DEGRADADO</w:t>
+      </w:r>
+      <w:r>
+        <w:rPr>
+          <w:b w:val="0"/>
+          <w:sz w:val="21"/>
+        </w:rPr>
+        <w:t>, no en su lugar.</w:t>
+      </w:r>
+    </w:p>
+    <w:p>
+      <w:pPr>
+        <w:spacing w:after="120"/>
+      </w:pPr>
+      <w:r>
+        <w:rPr>
+          <w:b/>
+          <w:sz w:val="21"/>
+        </w:rPr>
+        <w:t>En el Maestro (primera punta que se toca):</w:t>
+      </w:r>
+    </w:p>
+    <w:p>
+      <w:pPr>
+        <w:pStyle w:val="ListNumber"/>
+        <w:spacing w:after="60"/>
+      </w:pPr>
+      <w:r>
+        <w:rPr>
+          <w:b w:val="0"/>
+          <w:sz w:val="21"/>
+        </w:rPr>
+        <w:t xml:space="preserve">El operario escribe el </w:t>
+      </w:r>
+      <w:r>
+        <w:rPr>
+          <w:b/>
+          <w:sz w:val="21"/>
+        </w:rPr>
+        <w:t>traslado</w:t>
+      </w:r>
+      <w:r>
+        <w:rPr>
+          <w:b w:val="0"/>
+          <w:sz w:val="21"/>
+        </w:rPr>
+        <w:t xml:space="preserve"> —minutos hasta el Esclavo, por defecto </w:t>
+      </w:r>
+      <w:r>
+        <w:rPr>
+          <w:b/>
+          <w:sz w:val="21"/>
+        </w:rPr>
+        <w:t>20</w:t>
+      </w:r>
+      <w:r>
+        <w:rPr>
+          <w:b w:val="0"/>
+          <w:sz w:val="21"/>
+        </w:rPr>
+        <w:t xml:space="preserve">— y el </w:t>
+      </w:r>
+      <w:r>
+        <w:rPr>
+          <w:b/>
+          <w:sz w:val="21"/>
+        </w:rPr>
+        <w:t>despeje</w:t>
+      </w:r>
+      <w:r>
+        <w:rPr>
+          <w:b w:val="0"/>
+          <w:sz w:val="21"/>
+        </w:rPr>
+        <w:t xml:space="preserve"> —30 a 255 s,</w:t>
+      </w:r>
+    </w:p>
+    <w:p>
+      <w:pPr>
+        <w:spacing w:after="120"/>
+      </w:pPr>
+      <w:r>
+        <w:rPr>
+          <w:b w:val="0"/>
+          <w:sz w:val="21"/>
+        </w:rPr>
+        <w:t xml:space="preserve">el mismo limite que el firmware exige (§3.1)—. </w:t>
+      </w:r>
+      <w:r>
+        <w:rPr>
+          <w:rFonts w:ascii="Consolas" w:hAnsi="Consolas"/>
+          <w:sz w:val="21"/>
+        </w:rPr>
+        <w:t>verde</w:t>
+      </w:r>
+      <w:r>
+        <w:rPr>
+          <w:b w:val="0"/>
+          <w:sz w:val="21"/>
+        </w:rPr>
+        <w:t xml:space="preserve"> no se pide: viaja fijo en </w:t>
+      </w:r>
+      <w:r>
+        <w:rPr>
+          <w:b/>
+          <w:sz w:val="21"/>
+        </w:rPr>
+        <w:t>180</w:t>
+      </w:r>
+      <w:r>
+        <w:rPr>
+          <w:b w:val="0"/>
+          <w:sz w:val="21"/>
+        </w:rPr>
+        <w:t>.</w:t>
+      </w:r>
+    </w:p>
+    <w:p>
+      <w:pPr>
+        <w:pStyle w:val="ListNumber"/>
+        <w:spacing w:after="60"/>
+      </w:pPr>
+      <w:r>
+        <w:rPr>
+          <w:b w:val="0"/>
+          <w:sz w:val="21"/>
+        </w:rPr>
+        <w:t xml:space="preserve">La app manda </w:t>
+      </w:r>
+      <w:r>
+        <w:rPr>
+          <w:rFonts w:ascii="Consolas" w:hAnsi="Consolas"/>
+          <w:sz w:val="21"/>
+        </w:rPr>
+        <w:t>SET_RTC:&lt;fecha del telefono&gt;,&lt;hora del telefono&gt;</w:t>
+      </w:r>
+      <w:r>
+        <w:rPr>
+          <w:b w:val="0"/>
+          <w:sz w:val="21"/>
+        </w:rPr>
+        <w:t xml:space="preserve"> a ESTA punta, igual que siempre —**no bloquea</w:t>
+      </w:r>
+    </w:p>
+    <w:p>
+      <w:pPr>
+        <w:spacing w:after="120"/>
+      </w:pPr>
+      <w:r>
+        <w:rPr>
+          <w:b w:val="0"/>
+          <w:sz w:val="21"/>
+        </w:rPr>
+        <w:t>el paso siguiente**: el resultado (</w:t>
+      </w:r>
+      <w:r>
+        <w:rPr>
+          <w:rFonts w:ascii="Consolas" w:hAnsi="Consolas"/>
+          <w:sz w:val="21"/>
+        </w:rPr>
+        <w:t>RESULT:OK</w:t>
+      </w:r>
+      <w:r>
+        <w:rPr>
+          <w:b w:val="0"/>
+          <w:sz w:val="21"/>
+        </w:rPr>
+        <w:t xml:space="preserve"> o </w:t>
+      </w:r>
+      <w:r>
+        <w:rPr>
+          <w:rFonts w:ascii="Consolas" w:hAnsi="Consolas"/>
+          <w:sz w:val="21"/>
+        </w:rPr>
+        <w:t>HORA_PUESTA_SIN_PROPAGAR</w:t>
+      </w:r>
+      <w:r>
+        <w:rPr>
+          <w:b w:val="0"/>
+          <w:sz w:val="21"/>
+        </w:rPr>
+        <w:t>) se registra en el Diario, pero</w:t>
+      </w:r>
+    </w:p>
+    <w:p>
+      <w:pPr>
+        <w:spacing w:after="120"/>
+      </w:pPr>
+      <w:r>
+        <w:rPr>
+          <w:b w:val="0"/>
+          <w:sz w:val="21"/>
+        </w:rPr>
+        <w:t xml:space="preserve">el testigo ya no depende de el (SPEC 2 §7.bis: la garantia la da </w:t>
+      </w:r>
+      <w:r>
+        <w:rPr>
+          <w:rFonts w:ascii="Consolas" w:hAnsi="Consolas"/>
+          <w:sz w:val="21"/>
+        </w:rPr>
+        <w:t>ahora</w:t>
+      </w:r>
+      <w:r>
+        <w:rPr>
+          <w:b w:val="0"/>
+          <w:sz w:val="21"/>
+        </w:rPr>
+        <w:t xml:space="preserve">, no el </w:t>
+      </w:r>
+      <w:r>
+        <w:rPr>
+          <w:rFonts w:ascii="Consolas" w:hAnsi="Consolas"/>
+          <w:sz w:val="21"/>
+        </w:rPr>
+        <w:t>SET_RTC</w:t>
+      </w:r>
+      <w:r>
+        <w:rPr>
+          <w:b w:val="0"/>
+          <w:sz w:val="21"/>
+        </w:rPr>
+        <w:t xml:space="preserve"> previo).</w:t>
+      </w:r>
+    </w:p>
+    <w:p>
+      <w:pPr>
+        <w:pStyle w:val="ListNumber"/>
+        <w:spacing w:after="60"/>
+      </w:pPr>
+      <w:r>
+        <w:rPr>
+          <w:b w:val="0"/>
+          <w:sz w:val="21"/>
+        </w:rPr>
+        <w:t xml:space="preserve">La app LEE la hora del telefono OTRA VEZ, justo antes de enviar —es el </w:t>
+      </w:r>
+      <w:r>
+        <w:rPr>
+          <w:rFonts w:ascii="Consolas" w:hAnsi="Consolas"/>
+          <w:sz w:val="21"/>
+        </w:rPr>
+        <w:t>ahora</w:t>
+      </w:r>
+      <w:r>
+        <w:rPr>
+          <w:b w:val="0"/>
+          <w:sz w:val="21"/>
+        </w:rPr>
+        <w:t xml:space="preserve"> de la orden—, calcula</w:t>
+      </w:r>
+    </w:p>
+    <w:p>
+      <w:pPr>
+        <w:spacing w:after="120"/>
+      </w:pPr>
+      <w:r>
+        <w:rPr>
+          <w:rFonts w:ascii="Consolas" w:hAnsi="Consolas"/>
+          <w:sz w:val="21"/>
+        </w:rPr>
+        <w:t>inicio = ahora + traslado</w:t>
+      </w:r>
+      <w:r>
+        <w:rPr>
+          <w:b w:val="0"/>
+          <w:sz w:val="21"/>
+        </w:rPr>
+        <w:t xml:space="preserve"> y manda </w:t>
+      </w:r>
+      <w:r>
+        <w:rPr>
+          <w:rFonts w:ascii="Consolas" w:hAnsi="Consolas"/>
+          <w:sz w:val="21"/>
+        </w:rPr>
+        <w:t>SET_MODO:DEG_T:ahora,inicio,180,&lt;despeje&gt;</w:t>
+      </w:r>
+      <w:r>
+        <w:rPr>
+          <w:b w:val="0"/>
+          <w:sz w:val="21"/>
+        </w:rPr>
+        <w:t>.</w:t>
+      </w:r>
+    </w:p>
+    <w:p>
+      <w:pPr>
+        <w:pStyle w:val="ListNumber"/>
+        <w:spacing w:after="60"/>
+      </w:pPr>
+      <w:r>
+        <w:rPr>
+          <w:b/>
+          <w:sz w:val="21"/>
+        </w:rPr>
+        <w:t>Lo que la app GUARDA, para el paso 2 del Esclavo</w:t>
+      </w:r>
+      <w:r>
+        <w:rPr>
+          <w:b w:val="0"/>
+          <w:sz w:val="21"/>
+        </w:rPr>
+        <w:t xml:space="preserve"> (localmente, no en el equipo): </w:t>
+      </w:r>
+      <w:r>
+        <w:rPr>
+          <w:rFonts w:ascii="Consolas" w:hAnsi="Consolas"/>
+          <w:sz w:val="21"/>
+        </w:rPr>
+        <w:t>inicio</w:t>
+      </w:r>
+      <w:r>
+        <w:rPr>
+          <w:b w:val="0"/>
+          <w:sz w:val="21"/>
+        </w:rPr>
+        <w:t xml:space="preserve">, </w:t>
+      </w:r>
+      <w:r>
+        <w:rPr>
+          <w:rFonts w:ascii="Consolas" w:hAnsi="Consolas"/>
+          <w:sz w:val="21"/>
+        </w:rPr>
+        <w:t>verde</w:t>
+      </w:r>
+      <w:r>
+        <w:rPr>
+          <w:b w:val="0"/>
+          <w:sz w:val="21"/>
+        </w:rPr>
+        <w:t>,</w:t>
+      </w:r>
+    </w:p>
+    <w:p>
+      <w:pPr>
+        <w:spacing w:after="120"/>
+      </w:pPr>
+      <w:r>
+        <w:rPr>
+          <w:rFonts w:ascii="Consolas" w:hAnsi="Consolas"/>
+          <w:sz w:val="21"/>
+        </w:rPr>
+        <w:t>despeje</w:t>
+      </w:r>
+      <w:r>
+        <w:rPr>
+          <w:b w:val="0"/>
+          <w:sz w:val="21"/>
+        </w:rPr>
+        <w:t xml:space="preserve">, la </w:t>
+      </w:r>
+      <w:r>
+        <w:rPr>
+          <w:rFonts w:ascii="Consolas" w:hAnsi="Consolas"/>
+          <w:sz w:val="21"/>
+        </w:rPr>
+        <w:t>SERIE:</w:t>
+      </w:r>
+      <w:r>
+        <w:rPr>
+          <w:b w:val="0"/>
+          <w:sz w:val="21"/>
+        </w:rPr>
+        <w:t xml:space="preserve"> del Maestro (del </w:t>
+      </w:r>
+      <w:r>
+        <w:rPr>
+          <w:rFonts w:ascii="Consolas" w:hAnsi="Consolas"/>
+          <w:sz w:val="21"/>
+        </w:rPr>
+        <w:t>$STATUS</w:t>
+      </w:r>
+      <w:r>
+        <w:rPr>
+          <w:b w:val="0"/>
+          <w:sz w:val="21"/>
+        </w:rPr>
+        <w:t xml:space="preserve">, </w:t>
+      </w:r>
+      <w:r>
+        <w:rPr>
+          <w:rFonts w:ascii="Consolas" w:hAnsi="Consolas"/>
+          <w:sz w:val="21"/>
+        </w:rPr>
+        <w:t>NODE:</w:t>
+      </w:r>
+      <w:r>
+        <w:rPr>
+          <w:b w:val="0"/>
+          <w:sz w:val="21"/>
+        </w:rPr>
+        <w:t xml:space="preserve"> distingue de cual poste vino) y el instante en</w:t>
+      </w:r>
+    </w:p>
+    <w:p>
+      <w:pPr>
+        <w:spacing w:after="120"/>
+      </w:pPr>
+      <w:r>
+        <w:rPr>
+          <w:b w:val="0"/>
+          <w:sz w:val="21"/>
+        </w:rPr>
+        <w:t>que se emitio. Sin este dato el operario tendria que teclear los mismos numeros dos veces, y un numero mal</w:t>
+      </w:r>
+    </w:p>
+    <w:p>
+      <w:pPr>
+        <w:spacing w:after="120"/>
+      </w:pPr>
+      <w:r>
+        <w:rPr>
+          <w:b w:val="0"/>
+          <w:sz w:val="21"/>
+        </w:rPr>
+        <w:t>repetido en el Esclavo es exactamente lo que este modo NO puede permitirse (§8(e): un ciclo distinto en cada</w:t>
+      </w:r>
+    </w:p>
+    <w:p>
+      <w:pPr>
+        <w:spacing w:after="120"/>
+      </w:pPr>
+      <w:r>
+        <w:rPr>
+          <w:b w:val="0"/>
+          <w:sz w:val="21"/>
+        </w:rPr>
+        <w:t>punta solapa verdes).</w:t>
+      </w:r>
+    </w:p>
+    <w:p>
+      <w:pPr>
+        <w:spacing w:after="120"/>
+      </w:pPr>
+      <w:r>
+        <w:rPr>
+          <w:b/>
+          <w:sz w:val="21"/>
+        </w:rPr>
+        <w:t>En el Esclavo (segunda punta, tras desplazarse):</w:t>
+      </w:r>
+    </w:p>
+    <w:p>
+      <w:pPr>
+        <w:pStyle w:val="ListNumber"/>
+        <w:spacing w:after="60"/>
+      </w:pPr>
+      <w:r>
+        <w:rPr>
+          <w:b w:val="0"/>
+          <w:sz w:val="21"/>
+        </w:rPr>
+        <w:t xml:space="preserve">La pantalla ofrece «Aplicar testigo guardado — Maestro </w:t>
+      </w:r>
+      <w:r>
+        <w:rPr>
+          <w:rFonts w:ascii="Consolas" w:hAnsi="Consolas"/>
+          <w:sz w:val="21"/>
+        </w:rPr>
+        <w:t>&lt;serie&gt;</w:t>
+      </w:r>
+      <w:r>
+        <w:rPr>
+          <w:b w:val="0"/>
+          <w:sz w:val="21"/>
+        </w:rPr>
+        <w:t xml:space="preserve">, inicio </w:t>
+      </w:r>
+      <w:r>
+        <w:rPr>
+          <w:rFonts w:ascii="Consolas" w:hAnsi="Consolas"/>
+          <w:sz w:val="21"/>
+        </w:rPr>
+        <w:t>HH:MM:SS</w:t>
+      </w:r>
+      <w:r>
+        <w:rPr>
+          <w:b w:val="0"/>
+          <w:sz w:val="21"/>
+        </w:rPr>
+        <w:t xml:space="preserve">», con </w:t>
+      </w:r>
+      <w:r>
+        <w:rPr>
+          <w:rFonts w:ascii="Consolas" w:hAnsi="Consolas"/>
+          <w:sz w:val="21"/>
+        </w:rPr>
+        <w:t>inicio</w:t>
+      </w:r>
+      <w:r>
+        <w:rPr>
+          <w:b w:val="0"/>
+          <w:sz w:val="21"/>
+        </w:rPr>
+        <w:t xml:space="preserve">, </w:t>
+      </w:r>
+      <w:r>
+        <w:rPr>
+          <w:rFonts w:ascii="Consolas" w:hAnsi="Consolas"/>
+          <w:sz w:val="21"/>
+        </w:rPr>
+        <w:t>verde</w:t>
+      </w:r>
+    </w:p>
+    <w:p>
+      <w:pPr>
+        <w:spacing w:after="120"/>
+      </w:pPr>
+      <w:r>
+        <w:rPr>
+          <w:b w:val="0"/>
+          <w:sz w:val="21"/>
+        </w:rPr>
+        <w:t xml:space="preserve">y </w:t>
+      </w:r>
+      <w:r>
+        <w:rPr>
+          <w:rFonts w:ascii="Consolas" w:hAnsi="Consolas"/>
+          <w:sz w:val="21"/>
+        </w:rPr>
+        <w:t>despeje</w:t>
+      </w:r>
+      <w:r>
+        <w:rPr>
+          <w:b w:val="0"/>
+          <w:sz w:val="21"/>
+        </w:rPr>
+        <w:t xml:space="preserve"> del paso anterior, </w:t>
+      </w:r>
+      <w:r>
+        <w:rPr>
+          <w:b/>
+          <w:sz w:val="21"/>
+        </w:rPr>
+        <w:t>no un formulario nuevo</w:t>
+      </w:r>
+      <w:r>
+        <w:rPr>
+          <w:b w:val="0"/>
+          <w:sz w:val="21"/>
+        </w:rPr>
+        <w:t>: repetirlos a mano es el error que el guardado</w:t>
+      </w:r>
+    </w:p>
+    <w:p>
+      <w:pPr>
+        <w:spacing w:after="120"/>
+      </w:pPr>
+      <w:r>
+        <w:rPr>
+          <w:b w:val="0"/>
+          <w:sz w:val="21"/>
+        </w:rPr>
+        <w:t>del paso 4 evita.</w:t>
+      </w:r>
+    </w:p>
+    <w:p>
+      <w:pPr>
+        <w:pStyle w:val="ListNumber"/>
+        <w:spacing w:after="60"/>
+      </w:pPr>
+      <w:r>
+        <w:rPr>
+          <w:b w:val="0"/>
+          <w:sz w:val="21"/>
+        </w:rPr>
+        <w:t xml:space="preserve">La app manda </w:t>
+      </w:r>
+      <w:r>
+        <w:rPr>
+          <w:rFonts w:ascii="Consolas" w:hAnsi="Consolas"/>
+          <w:sz w:val="21"/>
+        </w:rPr>
+        <w:t>SET_RTC</w:t>
+      </w:r>
+      <w:r>
+        <w:rPr>
+          <w:b w:val="0"/>
+          <w:sz w:val="21"/>
+        </w:rPr>
+        <w:t xml:space="preserve"> a esta punta primero, igual que en el Maestro — tampoco bloquea aqui.</w:t>
+      </w:r>
+    </w:p>
+    <w:p>
+      <w:pPr>
+        <w:pStyle w:val="ListNumber"/>
+        <w:spacing w:after="60"/>
+      </w:pPr>
+      <w:r>
+        <w:rPr>
+          <w:b w:val="0"/>
+          <w:sz w:val="21"/>
+        </w:rPr>
+        <w:t xml:space="preserve">La app LEE la hora del telefono de nuevo —un </w:t>
+      </w:r>
+      <w:r>
+        <w:rPr>
+          <w:rFonts w:ascii="Consolas" w:hAnsi="Consolas"/>
+          <w:sz w:val="21"/>
+        </w:rPr>
+        <w:t>ahora</w:t>
+      </w:r>
+      <w:r>
+        <w:rPr>
+          <w:b w:val="0"/>
+          <w:sz w:val="21"/>
+        </w:rPr>
+        <w:t xml:space="preserve"> distinto del que uso el Maestro, mas tarde por el</w:t>
+      </w:r>
+    </w:p>
+    <w:p>
+      <w:pPr>
+        <w:spacing w:after="120"/>
+      </w:pPr>
+      <w:r>
+        <w:rPr>
+          <w:b w:val="0"/>
+          <w:sz w:val="21"/>
+        </w:rPr>
+        <w:t xml:space="preserve">traslado— y manda </w:t>
+      </w:r>
+      <w:r>
+        <w:rPr>
+          <w:rFonts w:ascii="Consolas" w:hAnsi="Consolas"/>
+          <w:sz w:val="21"/>
+        </w:rPr>
+        <w:t>SET_MODO:DEG_T:ahora,inicio,verde,despeje</w:t>
+      </w:r>
+      <w:r>
+        <w:rPr>
+          <w:b w:val="0"/>
+          <w:sz w:val="21"/>
+        </w:rPr>
+        <w:t xml:space="preserve">: </w:t>
+      </w:r>
+      <w:r>
+        <w:rPr>
+          <w:rFonts w:ascii="Consolas" w:hAnsi="Consolas"/>
+          <w:sz w:val="21"/>
+        </w:rPr>
+        <w:t>inicio</w:t>
+      </w:r>
+      <w:r>
+        <w:rPr>
+          <w:b w:val="0"/>
+          <w:sz w:val="21"/>
+        </w:rPr>
+        <w:t xml:space="preserve">, </w:t>
+      </w:r>
+      <w:r>
+        <w:rPr>
+          <w:rFonts w:ascii="Consolas" w:hAnsi="Consolas"/>
+          <w:sz w:val="21"/>
+        </w:rPr>
+        <w:t>verde</w:t>
+      </w:r>
+      <w:r>
+        <w:rPr>
+          <w:b w:val="0"/>
+          <w:sz w:val="21"/>
+        </w:rPr>
+        <w:t xml:space="preserve"> y </w:t>
+      </w:r>
+      <w:r>
+        <w:rPr>
+          <w:rFonts w:ascii="Consolas" w:hAnsi="Consolas"/>
+          <w:sz w:val="21"/>
+        </w:rPr>
+        <w:t>despeje</w:t>
+      </w:r>
+      <w:r>
+        <w:rPr>
+          <w:b w:val="0"/>
+          <w:sz w:val="21"/>
+        </w:rPr>
+        <w:t xml:space="preserve"> son los</w:t>
+      </w:r>
+    </w:p>
+    <w:p>
+      <w:pPr>
+        <w:spacing w:after="120"/>
+      </w:pPr>
+      <w:r>
+        <w:rPr>
+          <w:b w:val="0"/>
+          <w:sz w:val="21"/>
+        </w:rPr>
+        <w:t xml:space="preserve">GUARDADOS, no se recalculan aqui; </w:t>
+      </w:r>
+      <w:r>
+        <w:rPr>
+          <w:rFonts w:ascii="Consolas" w:hAnsi="Consolas"/>
+          <w:sz w:val="21"/>
+        </w:rPr>
+        <w:t>ahora</w:t>
+      </w:r>
+      <w:r>
+        <w:rPr>
+          <w:b w:val="0"/>
+          <w:sz w:val="21"/>
+        </w:rPr>
+        <w:t xml:space="preserve"> es fresco.</w:t>
+      </w:r>
+    </w:p>
+    <w:p>
+      <w:pPr>
+        <w:pStyle w:val="ListNumber"/>
+        <w:spacing w:after="60"/>
+      </w:pPr>
+      <w:r>
+        <w:rPr>
+          <w:b/>
+          <w:sz w:val="21"/>
+        </w:rPr>
+        <w:t>Si `ahora` no coincide con el reloj de esta punta</w:t>
+      </w:r>
+      <w:r>
+        <w:rPr>
+          <w:b w:val="0"/>
+          <w:sz w:val="21"/>
+        </w:rPr>
+        <w:t xml:space="preserve"> (mas de </w:t>
+      </w:r>
+      <w:r>
+        <w:rPr>
+          <w:rFonts w:ascii="Consolas" w:hAnsi="Consolas"/>
+          <w:sz w:val="21"/>
+        </w:rPr>
+        <w:t>TOLERANCIA_TESTIGO_S</w:t>
+      </w:r>
+      <w:r>
+        <w:rPr>
+          <w:b w:val="0"/>
+          <w:sz w:val="21"/>
+        </w:rPr>
+        <w:t>), se rechaza con</w:t>
+      </w:r>
+    </w:p>
+    <w:p>
+      <w:pPr>
+        <w:spacing w:after="120"/>
+      </w:pPr>
+      <w:r>
+        <w:rPr>
+          <w:rFonts w:ascii="Consolas" w:hAnsi="Consolas"/>
+          <w:sz w:val="21"/>
+        </w:rPr>
+        <w:t>DEG_RECHAZO_T_AHORA_DESFASADO</w:t>
+      </w:r>
+      <w:r>
+        <w:rPr>
+          <w:b w:val="0"/>
+          <w:sz w:val="21"/>
+        </w:rPr>
+        <w:t xml:space="preserve">; la app sugiere repetir el </w:t>
+      </w:r>
+      <w:r>
+        <w:rPr>
+          <w:rFonts w:ascii="Consolas" w:hAnsi="Consolas"/>
+          <w:sz w:val="21"/>
+        </w:rPr>
+        <w:t>SET_RTC</w:t>
+      </w:r>
+      <w:r>
+        <w:rPr>
+          <w:b w:val="0"/>
+          <w:sz w:val="21"/>
+        </w:rPr>
+        <w:t xml:space="preserve">. </w:t>
+      </w:r>
+      <w:r>
+        <w:rPr>
+          <w:b/>
+          <w:sz w:val="21"/>
+        </w:rPr>
+        <w:t>Si `inicio` ya pasó</w:t>
+      </w:r>
+      <w:r>
+        <w:rPr>
+          <w:b w:val="0"/>
+          <w:sz w:val="21"/>
+        </w:rPr>
+        <w:t>, se rechaza con</w:t>
+      </w:r>
+    </w:p>
+    <w:p>
+      <w:pPr>
+        <w:spacing w:after="120"/>
+      </w:pPr>
+      <w:r>
+        <w:rPr>
+          <w:rFonts w:ascii="Consolas" w:hAnsi="Consolas"/>
+          <w:sz w:val="21"/>
+        </w:rPr>
+        <w:t>DEG_RECHAZO_T_INICIO_VENCIDO</w:t>
+      </w:r>
+      <w:r>
+        <w:rPr>
+          <w:b w:val="0"/>
+          <w:sz w:val="21"/>
+        </w:rPr>
+        <w:t xml:space="preserve"> y la app traduce el motivo tal cual lo devuelve el firmware: «el testigo</w:t>
+      </w:r>
+    </w:p>
+    <w:p>
+      <w:pPr>
+        <w:spacing w:after="120"/>
+      </w:pPr>
+      <w:r>
+        <w:rPr>
+          <w:b w:val="0"/>
+          <w:sz w:val="21"/>
+        </w:rPr>
+        <w:t xml:space="preserve">caducó — repita el paso completo en el Maestro». </w:t>
+      </w:r>
+      <w:r>
+        <w:rPr>
+          <w:b/>
+          <w:sz w:val="21"/>
+        </w:rPr>
+        <w:t>No ofrece reintentar con el mismo `inicio`</w:t>
+      </w:r>
+      <w:r>
+        <w:rPr>
+          <w:b w:val="0"/>
+          <w:sz w:val="21"/>
+        </w:rPr>
+        <w:t>: el traslado</w:t>
+      </w:r>
+    </w:p>
+    <w:p>
+      <w:pPr>
+        <w:spacing w:after="120"/>
+      </w:pPr>
+      <w:r>
+        <w:rPr>
+          <w:b w:val="0"/>
+          <w:sz w:val="21"/>
+        </w:rPr>
+        <w:t>ya se cumplió (el motivo no lo arregla el reintento, lo arregla un testigo nuevo).</w:t>
+      </w:r>
+    </w:p>
+    <w:p>
+      <w:pPr>
+        <w:spacing w:after="120"/>
+      </w:pPr>
+      <w:r>
+        <w:rPr>
+          <w:b/>
+          <w:sz w:val="21"/>
+        </w:rPr>
+        <w:t>Testigo con más de 31 días (el limite de vigencia del testigo):</w:t>
+      </w:r>
+      <w:r>
+        <w:rPr>
+          <w:b w:val="0"/>
+          <w:sz w:val="21"/>
+        </w:rPr>
+        <w:t xml:space="preserve"> la app no puede saberlo de</w:t>
+      </w:r>
+    </w:p>
+    <w:p>
+      <w:pPr>
+        <w:spacing w:after="120"/>
+      </w:pPr>
+      <w:r>
+        <w:rPr>
+          <w:b w:val="0"/>
+          <w:sz w:val="21"/>
+        </w:rPr>
+        <w:t xml:space="preserve">antemano —el contador vive en la tarjeta, no en el telefono—; se entera por el </w:t>
+      </w:r>
+      <w:r>
+        <w:rPr>
+          <w:rFonts w:ascii="Consolas" w:hAnsi="Consolas"/>
+          <w:sz w:val="21"/>
+        </w:rPr>
+        <w:t>STATUS</w:t>
+      </w:r>
+      <w:r>
+        <w:rPr>
+          <w:b w:val="0"/>
+          <w:sz w:val="21"/>
+        </w:rPr>
+        <w:t>/</w:t>
+      </w:r>
+      <w:r>
+        <w:rPr>
+          <w:rFonts w:ascii="Consolas" w:hAnsi="Consolas"/>
+          <w:sz w:val="21"/>
+        </w:rPr>
+        <w:t>ALARM</w:t>
+      </w:r>
+      <w:r>
+        <w:rPr>
+          <w:b w:val="0"/>
+          <w:sz w:val="21"/>
+        </w:rPr>
+        <w:t xml:space="preserve"> igual que</w:t>
+      </w:r>
+    </w:p>
+    <w:p>
+      <w:pPr>
+        <w:spacing w:after="120"/>
+      </w:pPr>
+      <w:r>
+        <w:rPr>
+          <w:b w:val="0"/>
+          <w:sz w:val="21"/>
+        </w:rPr>
+        <w:t>hoy se entera del ámbar por límite duro (</w:t>
+      </w:r>
+      <w:r>
+        <w:rPr>
+          <w:rFonts w:ascii="Consolas" w:hAnsi="Consolas"/>
+          <w:sz w:val="21"/>
+        </w:rPr>
+        <w:t>SPEC 6</w:t>
+      </w:r>
+      <w:r>
+        <w:rPr>
+          <w:b w:val="0"/>
+          <w:sz w:val="21"/>
+        </w:rPr>
+        <w:t xml:space="preserve"> Parte C), y el texto es el que ya existe para ese aviso,</w:t>
+      </w:r>
+    </w:p>
+    <w:p>
+      <w:pPr>
+        <w:spacing w:after="120"/>
+      </w:pPr>
+      <w:r>
+        <w:rPr>
+          <w:b w:val="0"/>
+          <w:sz w:val="21"/>
+        </w:rPr>
+        <w:t>sin uno nuevo.</w:t>
+      </w:r>
+    </w:p>
+    <w:p>
+      <w:pPr>
+        <w:spacing w:after="120"/>
+      </w:pPr>
+      <w:r>
+        <w:rPr>
+          <w:b/>
+          <w:sz w:val="21"/>
+        </w:rPr>
+        <w:t>Lo que esto deja HUECO, y no se construye aquí:</w:t>
+      </w:r>
+      <w:r>
+        <w:rPr>
+          <w:b w:val="0"/>
+          <w:sz w:val="21"/>
+        </w:rPr>
+        <w:t xml:space="preserve"> </w:t>
+      </w:r>
+      <w:r>
+        <w:rPr>
+          <w:rFonts w:ascii="Consolas" w:hAnsi="Consolas"/>
+          <w:sz w:val="21"/>
+        </w:rPr>
+        <w:t>puntaCorrecta()</w:t>
+      </w:r>
+      <w:r>
+        <w:rPr>
+          <w:b w:val="0"/>
+          <w:sz w:val="21"/>
+        </w:rPr>
+        <w:t xml:space="preserve"> y el mapa de botones por </w:t>
+      </w:r>
+      <w:r>
+        <w:rPr>
+          <w:rFonts w:ascii="Consolas" w:hAnsi="Consolas"/>
+          <w:sz w:val="21"/>
+        </w:rPr>
+        <w:t>NODE:</w:t>
+      </w:r>
+    </w:p>
+    <w:p>
+      <w:pPr>
+        <w:spacing w:after="120"/>
+      </w:pPr>
+      <w:r>
+        <w:rPr>
+          <w:b w:val="0"/>
+          <w:sz w:val="21"/>
+        </w:rPr>
+        <w:t>(</w:t>
+      </w:r>
+      <w:r>
+        <w:rPr>
+          <w:rFonts w:ascii="Consolas" w:hAnsi="Consolas"/>
+          <w:sz w:val="21"/>
+        </w:rPr>
+        <w:t>actualizarMandosDePunta()</w:t>
+      </w:r>
+      <w:r>
+        <w:rPr>
+          <w:b w:val="0"/>
+          <w:sz w:val="21"/>
+        </w:rPr>
+        <w:t xml:space="preserve">, </w:t>
+      </w:r>
+      <w:r>
+        <w:rPr>
+          <w:rFonts w:ascii="Consolas" w:hAnsi="Consolas"/>
+          <w:sz w:val="21"/>
+        </w:rPr>
+        <w:t>app.js</w:t>
+      </w:r>
+      <w:r>
+        <w:rPr>
+          <w:b w:val="0"/>
+          <w:sz w:val="21"/>
+        </w:rPr>
+        <w:t>) no conocen esta orden todavía —hoy solo listan las de siempre—, y</w:t>
+      </w:r>
+    </w:p>
+    <w:p>
+      <w:pPr>
+        <w:spacing w:after="120"/>
+      </w:pPr>
+      <w:r>
+        <w:rPr>
+          <w:b w:val="0"/>
+          <w:sz w:val="21"/>
+        </w:rPr>
+        <w:t>extenderlos es parte de esta misma spec, no de otra.</w:t>
+      </w:r>
+    </w:p>
+    <w:p>
+      <w:pPr>
+        <w:spacing w:before="280" w:after="120"/>
+      </w:pPr>
+      <w:r>
+        <w:rPr>
+          <w:b/>
+          <w:color w:val="003366"/>
+          <w:sz w:val="26"/>
+        </w:rPr>
         <w:t>4. El PIN</w:t>
       </w:r>
     </w:p>
@@ -6719,6 +8250,310 @@
           <w:sz w:val="21"/>
         </w:rPr>
         <w:t>y no en la cinta** —por el cable no paso un byte—.</w:t>
+      </w:r>
+    </w:p>
+    <w:p>
+      <w:pPr>
+        <w:pStyle w:val="ListBullet"/>
+        <w:spacing w:after="60"/>
+        <w:ind w:left="360"/>
+      </w:pPr>
+      <w:r>
+        <w:rPr>
+          <w:b/>
+          <w:sz w:val="21"/>
+        </w:rPr>
+        <w:t>La unica orden que sale sin que nadie pulse es `CMD:VERSION`</w:t>
+      </w:r>
+      <w:r>
+        <w:rPr>
+          <w:b w:val="0"/>
+          <w:sz w:val="21"/>
+        </w:rPr>
+        <w:t xml:space="preserve"> (sin PIN, no cambia nada): una vez por enlace,</w:t>
+      </w:r>
+    </w:p>
+    <w:p>
+      <w:pPr>
+        <w:spacing w:after="120"/>
+      </w:pPr>
+      <w:r>
+        <w:rPr>
+          <w:b w:val="0"/>
+          <w:sz w:val="21"/>
+        </w:rPr>
+        <w:t xml:space="preserve">a los </w:t>
+      </w:r>
+      <w:r>
+        <w:rPr>
+          <w:rFonts w:ascii="Consolas" w:hAnsi="Consolas"/>
+          <w:sz w:val="21"/>
+        </w:rPr>
+        <w:t>TIMEOUT_ENLACE_MS</w:t>
+      </w:r>
+      <w:r>
+        <w:rPr>
+          <w:b w:val="0"/>
+          <w:sz w:val="21"/>
+        </w:rPr>
+        <w:t xml:space="preserve"> de conectar, solo con telemetria viva y si el CONTROLADOR no ha contestado ya</w:t>
+      </w:r>
+    </w:p>
+    <w:p>
+      <w:pPr>
+        <w:spacing w:after="120"/>
+      </w:pPr>
+      <w:r>
+        <w:rPr>
+          <w:b w:val="0"/>
+          <w:sz w:val="21"/>
+        </w:rPr>
+        <w:t>(</w:t>
+      </w:r>
+      <w:r>
+        <w:rPr>
+          <w:rFonts w:ascii="Consolas" w:hAnsi="Consolas"/>
+          <w:sz w:val="21"/>
+        </w:rPr>
+        <w:t>EVT:VERSION</w:t>
+      </w:r>
+      <w:r>
+        <w:rPr>
+          <w:b w:val="0"/>
+          <w:sz w:val="21"/>
+        </w:rPr>
+        <w:t xml:space="preserve"> es el sello del puente). No renueva la inactividad del PIN. El sello de cada </w:t>
+      </w:r>
+      <w:r>
+        <w:rPr>
+          <w:rFonts w:ascii="Consolas" w:hAnsi="Consolas"/>
+          <w:sz w:val="21"/>
+        </w:rPr>
+        <w:t>NODE</w:t>
+      </w:r>
+      <w:r>
+        <w:rPr>
+          <w:b w:val="0"/>
+          <w:sz w:val="21"/>
+        </w:rPr>
+        <w:t xml:space="preserve"> va en la linea</w:t>
+      </w:r>
+    </w:p>
+    <w:p>
+      <w:pPr>
+        <w:spacing w:after="120"/>
+      </w:pPr>
+      <w:r>
+        <w:rPr>
+          <w:rFonts w:ascii="Consolas" w:hAnsi="Consolas"/>
+          <w:sz w:val="21"/>
+        </w:rPr>
+        <w:t>Firmware:</w:t>
+      </w:r>
+      <w:r>
+        <w:rPr>
+          <w:b w:val="0"/>
+          <w:sz w:val="21"/>
+        </w:rPr>
+        <w:t xml:space="preserve"> de la cabecera del diario y de la cinta, y </w:t>
+      </w:r>
+      <w:r>
+        <w:rPr>
+          <w:b/>
+          <w:sz w:val="21"/>
+        </w:rPr>
+        <w:t>«Exportar todo como archivo»</w:t>
+      </w:r>
+      <w:r>
+        <w:rPr>
+          <w:b w:val="0"/>
+          <w:sz w:val="21"/>
+        </w:rPr>
+        <w:t xml:space="preserve"> saca los dos en un</w:t>
+      </w:r>
+    </w:p>
+    <w:p>
+      <w:pPr>
+        <w:spacing w:after="120"/>
+      </w:pPr>
+      <w:r>
+        <w:rPr>
+          <w:rFonts w:ascii="Consolas" w:hAnsi="Consolas"/>
+          <w:sz w:val="21"/>
+        </w:rPr>
+        <w:t>IOTVIAL_&lt;serie&gt;_&lt;AAAAMMDD-HHMMSS&gt;.txt</w:t>
+      </w:r>
+      <w:r>
+        <w:rPr>
+          <w:b w:val="0"/>
+          <w:sz w:val="21"/>
+        </w:rPr>
+        <w:t xml:space="preserve"> (</w:t>
+      </w:r>
+      <w:r>
+        <w:rPr>
+          <w:rFonts w:ascii="Consolas" w:hAnsi="Consolas"/>
+          <w:sz w:val="21"/>
+        </w:rPr>
+        <w:t>js/exportar.js</w:t>
+      </w:r>
+      <w:r>
+        <w:rPr>
+          <w:b w:val="0"/>
+          <w:sz w:val="21"/>
+        </w:rPr>
+        <w:t>). En el navegador sale por la hoja de compartir con</w:t>
+      </w:r>
+    </w:p>
+    <w:p>
+      <w:pPr>
+        <w:spacing w:after="120"/>
+      </w:pPr>
+      <w:r>
+        <w:rPr>
+          <w:b w:val="0"/>
+          <w:sz w:val="21"/>
+        </w:rPr>
+        <w:t>el fichero adjunto o, si no la hay, como descarga. En la APK se escribe en la cache de la app</w:t>
+      </w:r>
+    </w:p>
+    <w:p>
+      <w:pPr>
+        <w:spacing w:after="120"/>
+      </w:pPr>
+      <w:r>
+        <w:rPr>
+          <w:b w:val="0"/>
+          <w:sz w:val="21"/>
+        </w:rPr>
+        <w:t>(</w:t>
+      </w:r>
+      <w:r>
+        <w:rPr>
+          <w:rFonts w:ascii="Consolas" w:hAnsi="Consolas"/>
+          <w:sz w:val="21"/>
+        </w:rPr>
+        <w:t>@capacitor/filesystem</w:t>
+      </w:r>
+      <w:r>
+        <w:rPr>
+          <w:b w:val="0"/>
+          <w:sz w:val="21"/>
+        </w:rPr>
+        <w:t xml:space="preserve">, </w:t>
+      </w:r>
+      <w:r>
+        <w:rPr>
+          <w:rFonts w:ascii="Consolas" w:hAnsi="Consolas"/>
+          <w:sz w:val="21"/>
+        </w:rPr>
+        <w:t>Directory.Cache</w:t>
+      </w:r>
+      <w:r>
+        <w:rPr>
+          <w:b w:val="0"/>
+          <w:sz w:val="21"/>
+        </w:rPr>
+        <w:t>) y se abre la hoja de compartir de Android con ese fichero</w:t>
+      </w:r>
+    </w:p>
+    <w:p>
+      <w:pPr>
+        <w:spacing w:after="120"/>
+      </w:pPr>
+      <w:r>
+        <w:rPr>
+          <w:b w:val="0"/>
+          <w:sz w:val="21"/>
+        </w:rPr>
+        <w:t>(</w:t>
+      </w:r>
+      <w:r>
+        <w:rPr>
+          <w:rFonts w:ascii="Consolas" w:hAnsi="Consolas"/>
+          <w:sz w:val="21"/>
+        </w:rPr>
+        <w:t>@capacitor/share</w:t>
+      </w:r>
+      <w:r>
+        <w:rPr>
+          <w:b w:val="0"/>
+          <w:sz w:val="21"/>
+        </w:rPr>
+        <w:t xml:space="preserve">, por el </w:t>
+      </w:r>
+      <w:r>
+        <w:rPr>
+          <w:rFonts w:ascii="Consolas" w:hAnsi="Consolas"/>
+          <w:sz w:val="21"/>
+        </w:rPr>
+        <w:t>FileProvider</w:t>
+      </w:r>
+      <w:r>
+        <w:rPr>
+          <w:b w:val="0"/>
+          <w:sz w:val="21"/>
+        </w:rPr>
+        <w:t xml:space="preserve"> </w:t>
+      </w:r>
+      <w:r>
+        <w:rPr>
+          <w:rFonts w:ascii="Consolas" w:hAnsi="Consolas"/>
+          <w:sz w:val="21"/>
+        </w:rPr>
+        <w:t>&lt;applicationId&gt;.fileprovider</w:t>
+      </w:r>
+      <w:r>
+        <w:rPr>
+          <w:b w:val="0"/>
+          <w:sz w:val="21"/>
+        </w:rPr>
+        <w:t xml:space="preserve"> y el </w:t>
+      </w:r>
+      <w:r>
+        <w:rPr>
+          <w:rFonts w:ascii="Consolas" w:hAnsi="Consolas"/>
+          <w:sz w:val="21"/>
+        </w:rPr>
+        <w:t>&lt;cache-path&gt;</w:t>
+      </w:r>
+      <w:r>
+        <w:rPr>
+          <w:b w:val="0"/>
+          <w:sz w:val="21"/>
+        </w:rPr>
+        <w:t xml:space="preserve"> de</w:t>
+      </w:r>
+    </w:p>
+    <w:p>
+      <w:pPr>
+        <w:spacing w:after="120"/>
+      </w:pPr>
+      <w:r>
+        <w:rPr>
+          <w:rFonts w:ascii="Consolas" w:hAnsi="Consolas"/>
+          <w:sz w:val="21"/>
+        </w:rPr>
+        <w:t>file_paths.xml</w:t>
+      </w:r>
+      <w:r>
+        <w:rPr>
+          <w:b w:val="0"/>
+          <w:sz w:val="21"/>
+        </w:rPr>
+        <w:t>); cerrar la hoja se dice como cancelado, y un fallo, o una APK sin los dos plugins, va en rojo a</w:t>
+      </w:r>
+    </w:p>
+    <w:p>
+      <w:pPr>
+        <w:spacing w:after="120"/>
+      </w:pPr>
+      <w:r>
+        <w:rPr>
+          <w:b w:val="0"/>
+          <w:sz w:val="21"/>
+        </w:rPr>
+        <w:t>la bitacora con «use Copiar». Sin probar en un telefono (§7.12).</w:t>
       </w:r>
     </w:p>
     <w:p>
@@ -11919,6 +13754,402 @@
           <w:sz w:val="21"/>
         </w:rPr>
         <w:t>).</w:t>
+      </w:r>
+    </w:p>
+    <w:p>
+      <w:pPr>
+        <w:spacing w:after="120"/>
+      </w:pPr>
+      <w:r>
+        <w:rPr>
+          <w:b w:val="0"/>
+          <w:sz w:val="21"/>
+        </w:rPr>
+        <w:t xml:space="preserve">⚠️ </w:t>
+      </w:r>
+      <w:r>
+        <w:rPr>
+          <w:b/>
+          <w:sz w:val="21"/>
+        </w:rPr>
+        <w:t>12 · «Exportar todo como archivo» en la APK: construido, SIN PROBAR EN UN TELEFONO.</w:t>
+      </w:r>
+      <w:r>
+        <w:rPr>
+          <w:b w:val="0"/>
+          <w:sz w:val="21"/>
+        </w:rPr>
+        <w:t xml:space="preserve"> Hecho: </w:t>
+      </w:r>
+      <w:r>
+        <w:rPr>
+          <w:rFonts w:ascii="Consolas" w:hAnsi="Consolas"/>
+          <w:sz w:val="21"/>
+        </w:rPr>
+        <w:t>@capacitor/android</w:t>
+      </w:r>
+    </w:p>
+    <w:p>
+      <w:pPr>
+        <w:spacing w:after="120"/>
+      </w:pPr>
+      <w:r>
+        <w:rPr>
+          <w:b w:val="0"/>
+          <w:sz w:val="21"/>
+        </w:rPr>
+        <w:t xml:space="preserve">6.2.1 (su WebView no registra </w:t>
+      </w:r>
+      <w:r>
+        <w:rPr>
+          <w:rFonts w:ascii="Consolas" w:hAnsi="Consolas"/>
+          <w:sz w:val="21"/>
+        </w:rPr>
+        <w:t>DownloadListener</w:t>
+      </w:r>
+      <w:r>
+        <w:rPr>
+          <w:b w:val="0"/>
+          <w:sz w:val="21"/>
+        </w:rPr>
+        <w:t xml:space="preserve">, asi que </w:t>
+      </w:r>
+      <w:r>
+        <w:rPr>
+          <w:rFonts w:ascii="Consolas" w:hAnsi="Consolas"/>
+          <w:sz w:val="21"/>
+        </w:rPr>
+        <w:t>&lt;a download&gt;</w:t>
+      </w:r>
+      <w:r>
+        <w:rPr>
+          <w:b w:val="0"/>
+          <w:sz w:val="21"/>
+        </w:rPr>
+        <w:t xml:space="preserve"> no hace nada) con </w:t>
+      </w:r>
+      <w:r>
+        <w:rPr>
+          <w:rFonts w:ascii="Consolas" w:hAnsi="Consolas"/>
+          <w:sz w:val="21"/>
+        </w:rPr>
+        <w:t>@capacitor/filesystem</w:t>
+      </w:r>
+    </w:p>
+    <w:p>
+      <w:pPr>
+        <w:spacing w:after="120"/>
+      </w:pPr>
+      <w:r>
+        <w:rPr>
+          <w:b w:val="0"/>
+          <w:sz w:val="21"/>
+        </w:rPr>
+        <w:t xml:space="preserve">6.0.4 y </w:t>
+      </w:r>
+      <w:r>
+        <w:rPr>
+          <w:rFonts w:ascii="Consolas" w:hAnsi="Consolas"/>
+          <w:sz w:val="21"/>
+        </w:rPr>
+        <w:t>@capacitor/share</w:t>
+      </w:r>
+      <w:r>
+        <w:rPr>
+          <w:b w:val="0"/>
+          <w:sz w:val="21"/>
+        </w:rPr>
+        <w:t xml:space="preserve"> 6.0.4, versiones fijadas en </w:t>
+      </w:r>
+      <w:r>
+        <w:rPr>
+          <w:rFonts w:ascii="Consolas" w:hAnsi="Consolas"/>
+          <w:sz w:val="21"/>
+        </w:rPr>
+        <w:t>package.json</w:t>
+      </w:r>
+      <w:r>
+        <w:rPr>
+          <w:b w:val="0"/>
+          <w:sz w:val="21"/>
+        </w:rPr>
+        <w:t xml:space="preserve">; </w:t>
+      </w:r>
+      <w:r>
+        <w:rPr>
+          <w:rFonts w:ascii="Consolas" w:hAnsi="Consolas"/>
+          <w:sz w:val="21"/>
+        </w:rPr>
+        <w:t>npx cap sync android</w:t>
+      </w:r>
+      <w:r>
+        <w:rPr>
+          <w:b w:val="0"/>
+          <w:sz w:val="21"/>
+        </w:rPr>
+        <w:t xml:space="preserve"> los da de alta en</w:t>
+      </w:r>
+    </w:p>
+    <w:p>
+      <w:pPr>
+        <w:spacing w:after="120"/>
+      </w:pPr>
+      <w:r>
+        <w:rPr>
+          <w:rFonts w:ascii="Consolas" w:hAnsi="Consolas"/>
+          <w:sz w:val="21"/>
+        </w:rPr>
+        <w:t>capacitor.settings.gradle</w:t>
+      </w:r>
+      <w:r>
+        <w:rPr>
+          <w:b w:val="0"/>
+          <w:sz w:val="21"/>
+        </w:rPr>
+        <w:t xml:space="preserve"> y </w:t>
+      </w:r>
+      <w:r>
+        <w:rPr>
+          <w:rFonts w:ascii="Consolas" w:hAnsi="Consolas"/>
+          <w:sz w:val="21"/>
+        </w:rPr>
+        <w:t>app/capacitor.build.gradle</w:t>
+      </w:r>
+      <w:r>
+        <w:rPr>
+          <w:b w:val="0"/>
+          <w:sz w:val="21"/>
+        </w:rPr>
+        <w:t>. Lo que se ha medido en el PC es la app contra dobles</w:t>
+      </w:r>
+    </w:p>
+    <w:p>
+      <w:pPr>
+        <w:spacing w:after="120"/>
+      </w:pPr>
+      <w:r>
+        <w:rPr>
+          <w:b w:val="0"/>
+          <w:sz w:val="21"/>
+        </w:rPr>
+        <w:t>de los dos plugins (</w:t>
+      </w:r>
+      <w:r>
+        <w:rPr>
+          <w:rFonts w:ascii="Consolas" w:hAnsi="Consolas"/>
+          <w:sz w:val="21"/>
+        </w:rPr>
+        <w:t>tests/test_unitarios.js</w:t>
+      </w:r>
+      <w:r>
+        <w:rPr>
+          <w:b w:val="0"/>
+          <w:sz w:val="21"/>
+        </w:rPr>
+        <w:t xml:space="preserve"> §12 y </w:t>
+      </w:r>
+      <w:r>
+        <w:rPr>
+          <w:rFonts w:ascii="Consolas" w:hAnsi="Consolas"/>
+          <w:sz w:val="21"/>
+        </w:rPr>
+        <w:t>test_dom_execution.js</w:t>
+      </w:r>
+      <w:r>
+        <w:rPr>
+          <w:b w:val="0"/>
+          <w:sz w:val="21"/>
+        </w:rPr>
+        <w:t xml:space="preserve">). </w:t>
+      </w:r>
+      <w:r>
+        <w:rPr>
+          <w:b/>
+          <w:sz w:val="21"/>
+        </w:rPr>
+        <w:t>Queda sin medir:</w:t>
+      </w:r>
+      <w:r>
+        <w:rPr>
+          <w:b w:val="0"/>
+          <w:sz w:val="21"/>
+        </w:rPr>
+        <w:t xml:space="preserve"> que la APK</w:t>
+      </w:r>
+    </w:p>
+    <w:p>
+      <w:pPr>
+        <w:spacing w:after="120"/>
+      </w:pPr>
+      <w:r>
+        <w:rPr>
+          <w:b w:val="0"/>
+          <w:sz w:val="21"/>
+        </w:rPr>
+        <w:t xml:space="preserve">compile con los dos modulos; que el puente publique los dos en </w:t>
+      </w:r>
+      <w:r>
+        <w:rPr>
+          <w:rFonts w:ascii="Consolas" w:hAnsi="Consolas"/>
+          <w:sz w:val="21"/>
+        </w:rPr>
+        <w:t>window.Capacitor.Plugins</w:t>
+      </w:r>
+      <w:r>
+        <w:rPr>
+          <w:b w:val="0"/>
+          <w:sz w:val="21"/>
+        </w:rPr>
+        <w:t xml:space="preserve">; que el </w:t>
+      </w:r>
+      <w:r>
+        <w:rPr>
+          <w:rFonts w:ascii="Consolas" w:hAnsi="Consolas"/>
+          <w:sz w:val="21"/>
+        </w:rPr>
+        <w:t>FileProvider</w:t>
+      </w:r>
+    </w:p>
+    <w:p>
+      <w:pPr>
+        <w:spacing w:after="120"/>
+      </w:pPr>
+      <w:r>
+        <w:rPr>
+          <w:b w:val="0"/>
+          <w:sz w:val="21"/>
+        </w:rPr>
+        <w:t xml:space="preserve">acepte la ruta de la cache; y que WhatsApp reciba el </w:t>
+      </w:r>
+      <w:r>
+        <w:rPr>
+          <w:rFonts w:ascii="Consolas" w:hAnsi="Consolas"/>
+          <w:sz w:val="21"/>
+        </w:rPr>
+        <w:t>.txt</w:t>
+      </w:r>
+      <w:r>
+        <w:rPr>
+          <w:b w:val="0"/>
+          <w:sz w:val="21"/>
+        </w:rPr>
+        <w:t xml:space="preserve"> como adjunto y no como texto. Se cierra con la APK</w:t>
+      </w:r>
+    </w:p>
+    <w:p>
+      <w:pPr>
+        <w:spacing w:after="120"/>
+      </w:pPr>
+      <w:r>
+        <w:rPr>
+          <w:b w:val="0"/>
+          <w:sz w:val="21"/>
+        </w:rPr>
+        <w:t>instalada: exportar, enviarlo a un chat y abrir el fichero recibido. Hasta entonces, si falla, se copia el texto.</w:t>
+      </w:r>
+    </w:p>
+    <w:p>
+      <w:pPr>
+        <w:spacing w:after="120"/>
+      </w:pPr>
+      <w:r>
+        <w:rPr>
+          <w:b w:val="0"/>
+          <w:sz w:val="21"/>
+        </w:rPr>
+        <w:t xml:space="preserve">🔴 </w:t>
+      </w:r>
+      <w:r>
+        <w:rPr>
+          <w:b/>
+          <w:sz w:val="21"/>
+        </w:rPr>
+        <w:t>13 · EL DEGRADADO CON TESTIGO (§3.ter, `D-35`) ES CERO CÓDIGO EN LA APP.</w:t>
+      </w:r>
+      <w:r>
+        <w:rPr>
+          <w:b w:val="0"/>
+          <w:sz w:val="21"/>
+        </w:rPr>
+        <w:t xml:space="preserve"> `grep -n "DEG_T"</w:t>
+      </w:r>
+    </w:p>
+    <w:p>
+      <w:pPr>
+        <w:spacing w:after="120"/>
+      </w:pPr>
+      <w:r>
+        <w:rPr>
+          <w:b w:val="0"/>
+          <w:sz w:val="21"/>
+        </w:rPr>
+        <w:t>app.js</w:t>
+      </w:r>
+      <w:r>
+        <w:rPr>
+          <w:rFonts w:ascii="Consolas" w:hAnsi="Consolas"/>
+          <w:sz w:val="21"/>
+        </w:rPr>
+        <w:t xml:space="preserve"> da cero en las cuatro copias. Falta el boton, el flujo de dos pasos (con la doble lectura de </w:t>
+      </w:r>
+      <w:r>
+        <w:rPr>
+          <w:b w:val="0"/>
+          <w:sz w:val="21"/>
+        </w:rPr>
+        <w:t>ahora`),</w:t>
+      </w:r>
+    </w:p>
+    <w:p>
+      <w:pPr>
+        <w:spacing w:after="120"/>
+      </w:pPr>
+      <w:r>
+        <w:rPr>
+          <w:b w:val="0"/>
+          <w:sz w:val="21"/>
+        </w:rPr>
+        <w:t xml:space="preserve">el guardado local del testigo y la extension de </w:t>
+      </w:r>
+      <w:r>
+        <w:rPr>
+          <w:rFonts w:ascii="Consolas" w:hAnsi="Consolas"/>
+          <w:sz w:val="21"/>
+        </w:rPr>
+        <w:t>puntaCorrecta()</w:t>
+      </w:r>
+      <w:r>
+        <w:rPr>
+          <w:b w:val="0"/>
+          <w:sz w:val="21"/>
+        </w:rPr>
+        <w:t>/</w:t>
+      </w:r>
+      <w:r>
+        <w:rPr>
+          <w:rFonts w:ascii="Consolas" w:hAnsi="Consolas"/>
+          <w:sz w:val="21"/>
+        </w:rPr>
+        <w:t>actualizarMandosDePunta()</w:t>
+      </w:r>
+      <w:r>
+        <w:rPr>
+          <w:b w:val="0"/>
+          <w:sz w:val="21"/>
+        </w:rPr>
+        <w:t xml:space="preserve"> que hoy no</w:t>
+      </w:r>
+    </w:p>
+    <w:p>
+      <w:pPr>
+        <w:spacing w:after="120"/>
+      </w:pPr>
+      <w:r>
+        <w:rPr>
+          <w:b w:val="0"/>
+          <w:sz w:val="21"/>
+        </w:rPr>
+        <w:t>conocen esta orden.</w:t>
       </w:r>
     </w:p>
     <w:p>
